--- a/Knowledge/3-Work knowledge/1-Software Engineering/1-Software Engineering Fundamentals/5-My Source/5-Network Data Structures/10-Forwarding Table.docx
+++ b/Knowledge/3-Work knowledge/1-Software Engineering/1-Software Engineering Fundamentals/5-My Source/5-Network Data Structures/10-Forwarding Table.docx
@@ -4,72 +4,39 @@
   <w:body>
     <w:p>
       <w:pPr>
-        <w:keepNext/>
-        <w:keepLines/>
-        <w:spacing w:before="360" w:after="80" w:line="276" w:lineRule="auto"/>
-        <w:outlineLvl w:val="0"/>
-        <w:rPr>
-          <w:rFonts w:asciiTheme="majorHAnsi" w:eastAsiaTheme="majorEastAsia" w:hAnsiTheme="majorHAnsi" w:cstheme="majorBidi"/>
-          <w:color w:val="2F5496" w:themeColor="accent1" w:themeShade="BF"/>
-          <w:kern w:val="0"/>
-          <w:sz w:val="40"/>
-          <w:szCs w:val="40"/>
-          <w:lang w:val="en"/>
-          <w14:ligatures w14:val="none"/>
+        <w:pStyle w:val="Heading1"/>
+        <w:rPr>
+          <w:lang w:val="en"/>
         </w:rPr>
       </w:pPr>
       <w:bookmarkStart w:id="0" w:name="_53y607za8xt3" w:colFirst="0" w:colLast="0"/>
       <w:bookmarkEnd w:id="0"/>
       <w:r>
         <w:rPr>
-          <w:rFonts w:asciiTheme="majorHAnsi" w:eastAsiaTheme="majorEastAsia" w:hAnsiTheme="majorHAnsi" w:cstheme="majorBidi"/>
-          <w:color w:val="2F5496" w:themeColor="accent1" w:themeShade="BF"/>
-          <w:kern w:val="0"/>
-          <w:sz w:val="40"/>
-          <w:szCs w:val="40"/>
-          <w:lang w:val="en"/>
-          <w14:ligatures w14:val="none"/>
+          <w:lang w:val="en"/>
         </w:rPr>
         <w:t>Forwarding Table</w:t>
       </w:r>
     </w:p>
     <w:p>
       <w:pPr>
-        <w:spacing w:before="280" w:after="80" w:line="276" w:lineRule="auto"/>
-        <w:outlineLvl w:val="1"/>
-        <w:rPr>
-          <w:rFonts w:asciiTheme="majorHAnsi" w:eastAsiaTheme="majorEastAsia" w:hAnsiTheme="majorHAnsi" w:cstheme="majorBidi"/>
-          <w:color w:val="2F5496" w:themeColor="accent1" w:themeShade="BF"/>
-          <w:kern w:val="0"/>
-          <w:sz w:val="32"/>
-          <w:szCs w:val="32"/>
-          <w:lang w:val="en"/>
-          <w14:ligatures w14:val="none"/>
+        <w:pStyle w:val="Heading2"/>
+        <w:rPr>
+          <w:lang w:val="en"/>
         </w:rPr>
       </w:pPr>
       <w:bookmarkStart w:id="1" w:name="_odw7vtns4efn" w:colFirst="0" w:colLast="0"/>
       <w:bookmarkEnd w:id="1"/>
       <w:r>
         <w:rPr>
-          <w:rFonts w:ascii="Segoe UI Emoji" w:eastAsiaTheme="majorEastAsia" w:hAnsi="Segoe UI Emoji" w:cs="Segoe UI Emoji"/>
-          <w:color w:val="2F5496" w:themeColor="accent1" w:themeShade="BF"/>
-          <w:kern w:val="0"/>
-          <w:sz w:val="32"/>
-          <w:szCs w:val="32"/>
-          <w:lang w:val="en"/>
-          <w14:ligatures w14:val="none"/>
+          <w:rFonts w:ascii="Segoe UI Emoji" w:hAnsi="Segoe UI Emoji" w:cs="Segoe UI Emoji"/>
+          <w:lang w:val="en"/>
         </w:rPr>
         <w:t>📤</w:t>
       </w:r>
       <w:r>
         <w:rPr>
-          <w:rFonts w:asciiTheme="majorHAnsi" w:eastAsiaTheme="majorEastAsia" w:hAnsiTheme="majorHAnsi" w:cstheme="majorBidi"/>
-          <w:color w:val="2F5496" w:themeColor="accent1" w:themeShade="BF"/>
-          <w:kern w:val="0"/>
-          <w:sz w:val="32"/>
-          <w:szCs w:val="32"/>
-          <w:lang w:val="en"/>
-          <w14:ligatures w14:val="none"/>
+          <w:lang w:val="en"/>
         </w:rPr>
         <w:t xml:space="preserve"> What Is a Forwarding Table?</w:t>
       </w:r>
@@ -111,6 +78,7 @@
         </w:rPr>
         <w:t xml:space="preserve">: </w:t>
       </w:r>
+      <w:proofErr w:type="spellStart"/>
       <w:r>
         <w:rPr>
           <w:rFonts w:ascii="Arial" w:eastAsia="Arial" w:hAnsi="Arial" w:cs="Arial"/>
@@ -122,7 +90,21 @@
           <w:lang w:val="en"/>
           <w14:ligatures w14:val="none"/>
         </w:rPr>
-        <w:t>Chatgpt (GPT</w:t>
+        <w:t>Chatgpt</w:t>
+      </w:r>
+      <w:proofErr w:type="spellEnd"/>
+      <w:r>
+        <w:rPr>
+          <w:rFonts w:ascii="Arial" w:eastAsia="Arial" w:hAnsi="Arial" w:cs="Arial"/>
+          <w:b/>
+          <w:kern w:val="0"/>
+          <w:sz w:val="22"/>
+          <w:szCs w:val="22"/>
+          <w:highlight w:val="darkGray"/>
+          <w:lang w:val="en"/>
+          <w14:ligatures w14:val="none"/>
+        </w:rPr>
+        <w:t xml:space="preserve"> (GPT</w:t>
       </w:r>
       <w:r>
         <w:rPr>
@@ -323,47 +305,23 @@
     </w:p>
     <w:p>
       <w:pPr>
-        <w:spacing w:before="160" w:after="80" w:line="276" w:lineRule="auto"/>
-        <w:outlineLvl w:val="1"/>
-        <w:rPr>
-          <w:rFonts w:asciiTheme="majorHAnsi" w:eastAsiaTheme="majorEastAsia" w:hAnsiTheme="majorHAnsi" w:cstheme="majorBidi"/>
-          <w:b/>
-          <w:bCs/>
-          <w:color w:val="2F5496" w:themeColor="accent1" w:themeShade="BF"/>
-          <w:kern w:val="0"/>
-          <w:sz w:val="34"/>
-          <w:szCs w:val="34"/>
-          <w:lang w:val="en"/>
-          <w14:ligatures w14:val="none"/>
+        <w:pStyle w:val="Heading2"/>
+        <w:rPr>
+          <w:lang w:val="en"/>
         </w:rPr>
       </w:pPr>
       <w:bookmarkStart w:id="2" w:name="_fobinndacupl" w:colFirst="0" w:colLast="0"/>
       <w:bookmarkEnd w:id="2"/>
       <w:r>
         <w:rPr>
-          <w:rFonts w:ascii="Segoe UI Emoji" w:eastAsiaTheme="majorEastAsia" w:hAnsi="Segoe UI Emoji" w:cs="Segoe UI Emoji"/>
-          <w:b/>
-          <w:bCs/>
-          <w:color w:val="2F5496" w:themeColor="accent1" w:themeShade="BF"/>
-          <w:kern w:val="0"/>
-          <w:sz w:val="34"/>
-          <w:szCs w:val="34"/>
-          <w:lang w:val="en"/>
-          <w14:ligatures w14:val="none"/>
+          <w:rFonts w:ascii="Segoe UI Emoji" w:hAnsi="Segoe UI Emoji" w:cs="Segoe UI Emoji"/>
+          <w:lang w:val="en"/>
         </w:rPr>
         <w:t>🧠</w:t>
       </w:r>
       <w:r>
         <w:rPr>
-          <w:rFonts w:asciiTheme="majorHAnsi" w:eastAsiaTheme="majorEastAsia" w:hAnsiTheme="majorHAnsi" w:cstheme="majorBidi"/>
-          <w:b/>
-          <w:bCs/>
-          <w:color w:val="2F5496" w:themeColor="accent1" w:themeShade="BF"/>
-          <w:kern w:val="0"/>
-          <w:sz w:val="34"/>
-          <w:szCs w:val="34"/>
-          <w:lang w:val="en"/>
-          <w14:ligatures w14:val="none"/>
+          <w:lang w:val="en"/>
         </w:rPr>
         <w:t xml:space="preserve"> Simple Definition:</w:t>
       </w:r>
@@ -405,6 +363,7 @@
         </w:rPr>
         <w:t xml:space="preserve">: </w:t>
       </w:r>
+      <w:proofErr w:type="spellStart"/>
       <w:r>
         <w:rPr>
           <w:rFonts w:ascii="Arial" w:eastAsia="Arial" w:hAnsi="Arial" w:cs="Arial"/>
@@ -416,7 +375,21 @@
           <w:lang w:val="en"/>
           <w14:ligatures w14:val="none"/>
         </w:rPr>
-        <w:t>Chatgpt (GPT</w:t>
+        <w:t>Chatgpt</w:t>
+      </w:r>
+      <w:proofErr w:type="spellEnd"/>
+      <w:r>
+        <w:rPr>
+          <w:rFonts w:ascii="Arial" w:eastAsia="Arial" w:hAnsi="Arial" w:cs="Arial"/>
+          <w:b/>
+          <w:kern w:val="0"/>
+          <w:sz w:val="22"/>
+          <w:szCs w:val="22"/>
+          <w:highlight w:val="darkGray"/>
+          <w:lang w:val="en"/>
+          <w14:ligatures w14:val="none"/>
+        </w:rPr>
+        <w:t xml:space="preserve"> (GPT</w:t>
       </w:r>
       <w:r>
         <w:rPr>
@@ -594,47 +567,23 @@
     </w:p>
     <w:p>
       <w:pPr>
-        <w:spacing w:before="160" w:after="80" w:line="276" w:lineRule="auto"/>
-        <w:outlineLvl w:val="1"/>
-        <w:rPr>
-          <w:rFonts w:asciiTheme="majorHAnsi" w:eastAsiaTheme="majorEastAsia" w:hAnsiTheme="majorHAnsi" w:cstheme="majorBidi"/>
-          <w:b/>
-          <w:bCs/>
-          <w:color w:val="2F5496" w:themeColor="accent1" w:themeShade="BF"/>
-          <w:kern w:val="0"/>
-          <w:sz w:val="34"/>
-          <w:szCs w:val="34"/>
-          <w:lang w:val="en"/>
-          <w14:ligatures w14:val="none"/>
+        <w:pStyle w:val="Heading2"/>
+        <w:rPr>
+          <w:lang w:val="en"/>
         </w:rPr>
       </w:pPr>
       <w:bookmarkStart w:id="3" w:name="_69hi6d7kr9hc" w:colFirst="0" w:colLast="0"/>
       <w:bookmarkEnd w:id="3"/>
       <w:r>
         <w:rPr>
-          <w:rFonts w:ascii="Segoe UI Emoji" w:eastAsiaTheme="majorEastAsia" w:hAnsi="Segoe UI Emoji" w:cs="Segoe UI Emoji"/>
-          <w:b/>
-          <w:bCs/>
-          <w:color w:val="2F5496" w:themeColor="accent1" w:themeShade="BF"/>
-          <w:kern w:val="0"/>
-          <w:sz w:val="34"/>
-          <w:szCs w:val="34"/>
-          <w:lang w:val="en"/>
-          <w14:ligatures w14:val="none"/>
+          <w:rFonts w:ascii="Segoe UI Emoji" w:hAnsi="Segoe UI Emoji" w:cs="Segoe UI Emoji"/>
+          <w:lang w:val="en"/>
         </w:rPr>
         <w:t>🔀</w:t>
       </w:r>
       <w:r>
         <w:rPr>
-          <w:rFonts w:asciiTheme="majorHAnsi" w:eastAsiaTheme="majorEastAsia" w:hAnsiTheme="majorHAnsi" w:cstheme="majorBidi"/>
-          <w:b/>
-          <w:bCs/>
-          <w:color w:val="2F5496" w:themeColor="accent1" w:themeShade="BF"/>
-          <w:kern w:val="0"/>
-          <w:sz w:val="34"/>
-          <w:szCs w:val="34"/>
-          <w:lang w:val="en"/>
-          <w14:ligatures w14:val="none"/>
+          <w:lang w:val="en"/>
         </w:rPr>
         <w:t xml:space="preserve"> Used By:</w:t>
       </w:r>
@@ -679,6 +628,7 @@
         </w:rPr>
         <w:t xml:space="preserve">: </w:t>
       </w:r>
+      <w:proofErr w:type="spellStart"/>
       <w:r>
         <w:rPr>
           <w:rFonts w:ascii="Arial" w:eastAsia="Arial" w:hAnsi="Arial" w:cs="Arial"/>
@@ -690,7 +640,21 @@
           <w:lang w:val="en"/>
           <w14:ligatures w14:val="none"/>
         </w:rPr>
-        <w:t>Chatgpt (GPT</w:t>
+        <w:t>Chatgpt</w:t>
+      </w:r>
+      <w:proofErr w:type="spellEnd"/>
+      <w:r>
+        <w:rPr>
+          <w:rFonts w:ascii="Arial" w:eastAsia="Arial" w:hAnsi="Arial" w:cs="Arial"/>
+          <w:b/>
+          <w:kern w:val="0"/>
+          <w:sz w:val="22"/>
+          <w:szCs w:val="22"/>
+          <w:highlight w:val="darkGray"/>
+          <w:lang w:val="en"/>
+          <w14:ligatures w14:val="none"/>
+        </w:rPr>
+        <w:t xml:space="preserve"> (GPT</w:t>
       </w:r>
       <w:r>
         <w:rPr>
@@ -945,6 +909,7 @@
                 <w:lang w:val="en"/>
                 <w14:ligatures w14:val="none"/>
               </w:rPr>
+              <w:lastRenderedPageBreak/>
               <w:t>Router</w:t>
             </w:r>
           </w:p>
@@ -1198,47 +1163,23 @@
     </w:p>
     <w:p>
       <w:pPr>
-        <w:spacing w:before="160" w:after="80" w:line="276" w:lineRule="auto"/>
-        <w:outlineLvl w:val="1"/>
-        <w:rPr>
-          <w:rFonts w:asciiTheme="majorHAnsi" w:eastAsiaTheme="majorEastAsia" w:hAnsiTheme="majorHAnsi" w:cstheme="majorBidi"/>
-          <w:b/>
-          <w:bCs/>
-          <w:color w:val="2F5496" w:themeColor="accent1" w:themeShade="BF"/>
-          <w:kern w:val="0"/>
-          <w:sz w:val="34"/>
-          <w:szCs w:val="34"/>
-          <w:lang w:val="en"/>
-          <w14:ligatures w14:val="none"/>
+        <w:pStyle w:val="Heading2"/>
+        <w:rPr>
+          <w:lang w:val="en"/>
         </w:rPr>
       </w:pPr>
       <w:bookmarkStart w:id="4" w:name="_aidwk7dexkve" w:colFirst="0" w:colLast="0"/>
       <w:bookmarkEnd w:id="4"/>
       <w:r>
         <w:rPr>
-          <w:rFonts w:ascii="Segoe UI Emoji" w:eastAsiaTheme="majorEastAsia" w:hAnsi="Segoe UI Emoji" w:cs="Segoe UI Emoji"/>
-          <w:b/>
-          <w:bCs/>
-          <w:color w:val="2F5496" w:themeColor="accent1" w:themeShade="BF"/>
-          <w:kern w:val="0"/>
-          <w:sz w:val="34"/>
-          <w:szCs w:val="34"/>
-          <w:lang w:val="en"/>
-          <w14:ligatures w14:val="none"/>
+          <w:rFonts w:ascii="Segoe UI Emoji" w:hAnsi="Segoe UI Emoji" w:cs="Segoe UI Emoji"/>
+          <w:lang w:val="en"/>
         </w:rPr>
         <w:t>📦</w:t>
       </w:r>
       <w:r>
         <w:rPr>
-          <w:rFonts w:asciiTheme="majorHAnsi" w:eastAsiaTheme="majorEastAsia" w:hAnsiTheme="majorHAnsi" w:cstheme="majorBidi"/>
-          <w:b/>
-          <w:bCs/>
-          <w:color w:val="2F5496" w:themeColor="accent1" w:themeShade="BF"/>
-          <w:kern w:val="0"/>
-          <w:sz w:val="34"/>
-          <w:szCs w:val="34"/>
-          <w:lang w:val="en"/>
-          <w14:ligatures w14:val="none"/>
+          <w:lang w:val="en"/>
         </w:rPr>
         <w:t xml:space="preserve"> Forwarding Table vs Routing Table</w:t>
       </w:r>
@@ -1283,6 +1224,7 @@
         </w:rPr>
         <w:t xml:space="preserve">: </w:t>
       </w:r>
+      <w:proofErr w:type="spellStart"/>
       <w:r>
         <w:rPr>
           <w:rFonts w:ascii="Arial" w:eastAsia="Arial" w:hAnsi="Arial" w:cs="Arial"/>
@@ -1294,7 +1236,21 @@
           <w:lang w:val="en"/>
           <w14:ligatures w14:val="none"/>
         </w:rPr>
-        <w:t>Chatgpt (GPT</w:t>
+        <w:t>Chatgpt</w:t>
+      </w:r>
+      <w:proofErr w:type="spellEnd"/>
+      <w:r>
+        <w:rPr>
+          <w:rFonts w:ascii="Arial" w:eastAsia="Arial" w:hAnsi="Arial" w:cs="Arial"/>
+          <w:b/>
+          <w:kern w:val="0"/>
+          <w:sz w:val="22"/>
+          <w:szCs w:val="22"/>
+          <w:highlight w:val="darkGray"/>
+          <w:lang w:val="en"/>
+          <w14:ligatures w14:val="none"/>
+        </w:rPr>
+        <w:t xml:space="preserve"> (GPT</w:t>
       </w:r>
       <w:r>
         <w:rPr>
@@ -2159,94 +2115,47 @@
     </w:p>
     <w:p>
       <w:pPr>
-        <w:spacing w:before="160" w:after="80" w:line="276" w:lineRule="auto"/>
-        <w:outlineLvl w:val="1"/>
-        <w:rPr>
-          <w:rFonts w:asciiTheme="majorHAnsi" w:eastAsiaTheme="majorEastAsia" w:hAnsiTheme="majorHAnsi" w:cstheme="majorBidi"/>
-          <w:b/>
-          <w:bCs/>
-          <w:color w:val="2F5496" w:themeColor="accent1" w:themeShade="BF"/>
-          <w:kern w:val="0"/>
-          <w:sz w:val="34"/>
-          <w:szCs w:val="34"/>
-          <w:lang w:val="en"/>
-          <w14:ligatures w14:val="none"/>
+        <w:pStyle w:val="Heading2"/>
+        <w:rPr>
+          <w:lang w:val="en"/>
         </w:rPr>
       </w:pPr>
       <w:bookmarkStart w:id="5" w:name="_af1hrbwwb96g" w:colFirst="0" w:colLast="0"/>
       <w:bookmarkEnd w:id="5"/>
       <w:r>
         <w:rPr>
-          <w:rFonts w:ascii="Segoe UI Emoji" w:eastAsiaTheme="majorEastAsia" w:hAnsi="Segoe UI Emoji" w:cs="Segoe UI Emoji"/>
-          <w:b/>
-          <w:bCs/>
-          <w:color w:val="2F5496" w:themeColor="accent1" w:themeShade="BF"/>
-          <w:kern w:val="0"/>
-          <w:sz w:val="34"/>
-          <w:szCs w:val="34"/>
-          <w:lang w:val="en"/>
-          <w14:ligatures w14:val="none"/>
-        </w:rPr>
+          <w:rFonts w:ascii="Segoe UI Emoji" w:hAnsi="Segoe UI Emoji" w:cs="Segoe UI Emoji"/>
+          <w:lang w:val="en"/>
+        </w:rPr>
+        <w:lastRenderedPageBreak/>
         <w:t>📋</w:t>
       </w:r>
       <w:r>
         <w:rPr>
-          <w:rFonts w:asciiTheme="majorHAnsi" w:eastAsiaTheme="majorEastAsia" w:hAnsiTheme="majorHAnsi" w:cstheme="majorBidi"/>
-          <w:b/>
-          <w:bCs/>
-          <w:color w:val="2F5496" w:themeColor="accent1" w:themeShade="BF"/>
-          <w:kern w:val="0"/>
-          <w:sz w:val="34"/>
-          <w:szCs w:val="34"/>
-          <w:lang w:val="en"/>
-          <w14:ligatures w14:val="none"/>
+          <w:lang w:val="en"/>
         </w:rPr>
         <w:t xml:space="preserve"> Examples</w:t>
       </w:r>
     </w:p>
     <w:p>
       <w:pPr>
-        <w:spacing w:before="280" w:after="80" w:line="276" w:lineRule="auto"/>
-        <w:outlineLvl w:val="2"/>
-        <w:rPr>
-          <w:rFonts w:ascii="Arial" w:eastAsiaTheme="majorEastAsia" w:hAnsi="Arial" w:cstheme="majorBidi"/>
-          <w:b/>
-          <w:bCs/>
-          <w:color w:val="000000"/>
-          <w:kern w:val="0"/>
-          <w:sz w:val="26"/>
-          <w:szCs w:val="26"/>
-          <w:lang w:val="en"/>
-          <w14:ligatures w14:val="none"/>
+        <w:pStyle w:val="Heading3"/>
+        <w:rPr>
+          <w:lang w:val="en"/>
         </w:rPr>
       </w:pPr>
       <w:bookmarkStart w:id="6" w:name="_xhyqz42eyprx" w:colFirst="0" w:colLast="0"/>
       <w:bookmarkEnd w:id="6"/>
       <w:r>
         <w:rPr>
-          <w:rFonts w:ascii="Cambria Math" w:eastAsiaTheme="majorEastAsia" w:hAnsi="Cambria Math" w:cs="Cambria Math"/>
-          <w:b/>
-          <w:bCs/>
-          <w:color w:val="000000"/>
-          <w:kern w:val="0"/>
-          <w:sz w:val="26"/>
-          <w:szCs w:val="26"/>
-          <w:lang w:val="en"/>
-          <w14:ligatures w14:val="none"/>
+          <w:rFonts w:ascii="Cambria Math" w:hAnsi="Cambria Math" w:cs="Cambria Math"/>
+          <w:lang w:val="en"/>
         </w:rPr>
         <w:t>▶</w:t>
       </w:r>
       <w:r>
         <w:rPr>
-          <w:rFonts w:ascii="Arial" w:eastAsiaTheme="majorEastAsia" w:hAnsi="Arial" w:cstheme="majorBidi"/>
-          <w:b/>
-          <w:bCs/>
-          <w:color w:val="000000"/>
-          <w:kern w:val="0"/>
-          <w:sz w:val="26"/>
-          <w:szCs w:val="26"/>
-          <w:lang w:val="en"/>
-          <w14:ligatures w14:val="none"/>
+          <w:lang w:val="en"/>
         </w:rPr>
         <w:t xml:space="preserve"> For a Switch (Layer 2 Forwarding Table / MAC Table):</w:t>
       </w:r>
@@ -2291,6 +2200,7 @@
         </w:rPr>
         <w:t xml:space="preserve">: </w:t>
       </w:r>
+      <w:proofErr w:type="spellStart"/>
       <w:r>
         <w:rPr>
           <w:rFonts w:ascii="Arial" w:eastAsia="Arial" w:hAnsi="Arial" w:cs="Arial"/>
@@ -2302,7 +2212,21 @@
           <w:lang w:val="en"/>
           <w14:ligatures w14:val="none"/>
         </w:rPr>
-        <w:t>Chatgpt (GPT</w:t>
+        <w:t>Chatgpt</w:t>
+      </w:r>
+      <w:proofErr w:type="spellEnd"/>
+      <w:r>
+        <w:rPr>
+          <w:rFonts w:ascii="Arial" w:eastAsia="Arial" w:hAnsi="Arial" w:cs="Arial"/>
+          <w:b/>
+          <w:kern w:val="0"/>
+          <w:sz w:val="22"/>
+          <w:szCs w:val="22"/>
+          <w:highlight w:val="darkGray"/>
+          <w:lang w:val="en"/>
+          <w14:ligatures w14:val="none"/>
+        </w:rPr>
+        <w:t xml:space="preserve"> (GPT</w:t>
       </w:r>
       <w:r>
         <w:rPr>
@@ -2546,6 +2470,7 @@
                 <w14:ligatures w14:val="none"/>
               </w:rPr>
             </w:pPr>
+            <w:proofErr w:type="gramStart"/>
             <w:r>
               <w:rPr>
                 <w:rFonts w:ascii="Roboto Mono" w:eastAsia="Arial" w:hAnsi="Roboto Mono" w:cs="Arial"/>
@@ -2557,6 +2482,7 @@
               </w:rPr>
               <w:t>00:11:22:33:44:55</w:t>
             </w:r>
+            <w:proofErr w:type="gramEnd"/>
           </w:p>
         </w:tc>
         <w:tc>
@@ -2642,8 +2568,21 @@
                 <w:lang w:val="en"/>
                 <w14:ligatures w14:val="none"/>
               </w:rPr>
-              <w:t>AA:BB:CC:DD:EE:FF</w:t>
+              <w:t>AA:BB:CC:DD:</w:t>
             </w:r>
+            <w:proofErr w:type="gramStart"/>
+            <w:r>
+              <w:rPr>
+                <w:rFonts w:ascii="Roboto Mono" w:eastAsia="Arial" w:hAnsi="Roboto Mono" w:cs="Arial"/>
+                <w:kern w:val="0"/>
+                <w:sz w:val="22"/>
+                <w:szCs w:val="22"/>
+                <w:lang w:val="en"/>
+                <w14:ligatures w14:val="none"/>
+              </w:rPr>
+              <w:t>EE:FF</w:t>
+            </w:r>
+            <w:proofErr w:type="gramEnd"/>
           </w:p>
         </w:tc>
         <w:tc>
@@ -2733,8 +2672,22 @@
           <w:lang w:val="en"/>
           <w14:ligatures w14:val="none"/>
         </w:rPr>
-        <w:t>AA:BB:CC:DD:EE:FF</w:t>
-      </w:r>
+        <w:t>AA:BB:CC:DD:</w:t>
+      </w:r>
+      <w:proofErr w:type="gramStart"/>
+      <w:r>
+        <w:rPr>
+          <w:rFonts w:ascii="Roboto Mono" w:eastAsia="Roboto Mono" w:hAnsi="Roboto Mono" w:cs="Roboto Mono"/>
+          <w:color w:val="188038"/>
+          <w:kern w:val="0"/>
+          <w:sz w:val="22"/>
+          <w:szCs w:val="22"/>
+          <w:lang w:val="en"/>
+          <w14:ligatures w14:val="none"/>
+        </w:rPr>
+        <w:t>EE:FF</w:t>
+      </w:r>
+      <w:proofErr w:type="gramEnd"/>
       <w:r>
         <w:rPr>
           <w:rFonts w:ascii="Roboto Mono" w:eastAsia="Arial" w:hAnsi="Roboto Mono" w:cs="Arial"/>
@@ -2799,47 +2752,23 @@
     </w:p>
     <w:p>
       <w:pPr>
-        <w:spacing w:before="280" w:after="80" w:line="276" w:lineRule="auto"/>
-        <w:outlineLvl w:val="2"/>
-        <w:rPr>
-          <w:rFonts w:ascii="Arial" w:eastAsiaTheme="majorEastAsia" w:hAnsi="Arial" w:cstheme="majorBidi"/>
-          <w:b/>
-          <w:bCs/>
-          <w:color w:val="000000"/>
-          <w:kern w:val="0"/>
-          <w:sz w:val="26"/>
-          <w:szCs w:val="26"/>
-          <w:lang w:val="en"/>
-          <w14:ligatures w14:val="none"/>
+        <w:pStyle w:val="Heading3"/>
+        <w:rPr>
+          <w:lang w:val="en"/>
         </w:rPr>
       </w:pPr>
       <w:bookmarkStart w:id="7" w:name="_743wr8wc63hk" w:colFirst="0" w:colLast="0"/>
       <w:bookmarkEnd w:id="7"/>
       <w:r>
         <w:rPr>
-          <w:rFonts w:ascii="Cambria Math" w:eastAsiaTheme="majorEastAsia" w:hAnsi="Cambria Math" w:cs="Cambria Math"/>
-          <w:b/>
-          <w:bCs/>
-          <w:color w:val="000000"/>
-          <w:kern w:val="0"/>
-          <w:sz w:val="26"/>
-          <w:szCs w:val="26"/>
-          <w:lang w:val="en"/>
-          <w14:ligatures w14:val="none"/>
+          <w:rFonts w:ascii="Cambria Math" w:hAnsi="Cambria Math" w:cs="Cambria Math"/>
+          <w:lang w:val="en"/>
         </w:rPr>
         <w:t>▶</w:t>
       </w:r>
       <w:r>
         <w:rPr>
-          <w:rFonts w:ascii="Arial" w:eastAsiaTheme="majorEastAsia" w:hAnsi="Arial" w:cstheme="majorBidi"/>
-          <w:b/>
-          <w:bCs/>
-          <w:color w:val="000000"/>
-          <w:kern w:val="0"/>
-          <w:sz w:val="26"/>
-          <w:szCs w:val="26"/>
-          <w:lang w:val="en"/>
-          <w14:ligatures w14:val="none"/>
+          <w:lang w:val="en"/>
         </w:rPr>
         <w:t xml:space="preserve"> For a Router (Layer 3 Forwarding Table):</w:t>
       </w:r>
@@ -2884,6 +2813,7 @@
         </w:rPr>
         <w:t xml:space="preserve">: </w:t>
       </w:r>
+      <w:proofErr w:type="spellStart"/>
       <w:r>
         <w:rPr>
           <w:rFonts w:ascii="Arial" w:eastAsia="Arial" w:hAnsi="Arial" w:cs="Arial"/>
@@ -2895,7 +2825,21 @@
           <w:lang w:val="en"/>
           <w14:ligatures w14:val="none"/>
         </w:rPr>
-        <w:t>Chatgpt (GPT</w:t>
+        <w:t>Chatgpt</w:t>
+      </w:r>
+      <w:proofErr w:type="spellEnd"/>
+      <w:r>
+        <w:rPr>
+          <w:rFonts w:ascii="Arial" w:eastAsia="Arial" w:hAnsi="Arial" w:cs="Arial"/>
+          <w:b/>
+          <w:kern w:val="0"/>
+          <w:sz w:val="22"/>
+          <w:szCs w:val="22"/>
+          <w:highlight w:val="darkGray"/>
+          <w:lang w:val="en"/>
+          <w14:ligatures w14:val="none"/>
+        </w:rPr>
+        <w:t xml:space="preserve"> (GPT</w:t>
       </w:r>
       <w:r>
         <w:rPr>
@@ -3321,6 +3265,7 @@
                 <w:lang w:val="en"/>
                 <w14:ligatures w14:val="none"/>
               </w:rPr>
+              <w:lastRenderedPageBreak/>
               <w:t>10.0.0.0/8</w:t>
             </w:r>
           </w:p>
@@ -3670,47 +3615,23 @@
     </w:p>
     <w:p>
       <w:pPr>
-        <w:spacing w:before="160" w:after="80" w:line="276" w:lineRule="auto"/>
-        <w:outlineLvl w:val="1"/>
-        <w:rPr>
-          <w:rFonts w:asciiTheme="majorHAnsi" w:eastAsiaTheme="majorEastAsia" w:hAnsiTheme="majorHAnsi" w:cstheme="majorBidi"/>
-          <w:b/>
-          <w:bCs/>
-          <w:color w:val="2F5496" w:themeColor="accent1" w:themeShade="BF"/>
-          <w:kern w:val="0"/>
-          <w:sz w:val="34"/>
-          <w:szCs w:val="34"/>
-          <w:lang w:val="en"/>
-          <w14:ligatures w14:val="none"/>
+        <w:pStyle w:val="Heading2"/>
+        <w:rPr>
+          <w:lang w:val="en"/>
         </w:rPr>
       </w:pPr>
       <w:bookmarkStart w:id="8" w:name="_ip97vfk7kqhj" w:colFirst="0" w:colLast="0"/>
       <w:bookmarkEnd w:id="8"/>
       <w:r>
         <w:rPr>
-          <w:rFonts w:ascii="Segoe UI Emoji" w:eastAsiaTheme="majorEastAsia" w:hAnsi="Segoe UI Emoji" w:cs="Segoe UI Emoji"/>
-          <w:b/>
-          <w:bCs/>
-          <w:color w:val="2F5496" w:themeColor="accent1" w:themeShade="BF"/>
-          <w:kern w:val="0"/>
-          <w:sz w:val="34"/>
-          <w:szCs w:val="34"/>
-          <w:lang w:val="en"/>
-          <w14:ligatures w14:val="none"/>
+          <w:rFonts w:ascii="Segoe UI Emoji" w:hAnsi="Segoe UI Emoji" w:cs="Segoe UI Emoji"/>
+          <w:lang w:val="en"/>
         </w:rPr>
         <w:t>🛠️</w:t>
       </w:r>
       <w:r>
         <w:rPr>
-          <w:rFonts w:asciiTheme="majorHAnsi" w:eastAsiaTheme="majorEastAsia" w:hAnsiTheme="majorHAnsi" w:cstheme="majorBidi"/>
-          <w:b/>
-          <w:bCs/>
-          <w:color w:val="2F5496" w:themeColor="accent1" w:themeShade="BF"/>
-          <w:kern w:val="0"/>
-          <w:sz w:val="34"/>
-          <w:szCs w:val="34"/>
-          <w:lang w:val="en"/>
-          <w14:ligatures w14:val="none"/>
+          <w:lang w:val="en"/>
         </w:rPr>
         <w:t xml:space="preserve"> How Forwarding Works (Simplified):</w:t>
       </w:r>
@@ -3752,6 +3673,7 @@
         </w:rPr>
         <w:t xml:space="preserve">: </w:t>
       </w:r>
+      <w:proofErr w:type="spellStart"/>
       <w:r>
         <w:rPr>
           <w:rFonts w:ascii="Arial" w:eastAsia="Arial" w:hAnsi="Arial" w:cs="Arial"/>
@@ -3763,7 +3685,21 @@
           <w:lang w:val="en"/>
           <w14:ligatures w14:val="none"/>
         </w:rPr>
-        <w:t>Chatgpt (GPT</w:t>
+        <w:t>Chatgpt</w:t>
+      </w:r>
+      <w:proofErr w:type="spellEnd"/>
+      <w:r>
+        <w:rPr>
+          <w:rFonts w:ascii="Arial" w:eastAsia="Arial" w:hAnsi="Arial" w:cs="Arial"/>
+          <w:b/>
+          <w:kern w:val="0"/>
+          <w:sz w:val="22"/>
+          <w:szCs w:val="22"/>
+          <w:highlight w:val="darkGray"/>
+          <w:lang w:val="en"/>
+          <w14:ligatures w14:val="none"/>
+        </w:rPr>
+        <w:t xml:space="preserve"> (GPT</w:t>
       </w:r>
       <w:r>
         <w:rPr>
@@ -4037,18 +3973,9 @@
     </w:p>
     <w:p>
       <w:pPr>
-        <w:spacing w:before="160" w:after="80" w:line="276" w:lineRule="auto"/>
-        <w:outlineLvl w:val="1"/>
-        <w:rPr>
-          <w:rFonts w:asciiTheme="majorHAnsi" w:eastAsiaTheme="majorEastAsia" w:hAnsiTheme="majorHAnsi" w:cstheme="majorBidi"/>
-          <w:b/>
-          <w:bCs/>
-          <w:color w:val="2F5496" w:themeColor="accent1" w:themeShade="BF"/>
-          <w:kern w:val="0"/>
-          <w:sz w:val="34"/>
-          <w:szCs w:val="34"/>
-          <w:lang w:val="en"/>
-          <w14:ligatures w14:val="none"/>
+        <w:pStyle w:val="Heading2"/>
+        <w:rPr>
+          <w:lang w:val="en"/>
         </w:rPr>
       </w:pPr>
       <w:bookmarkStart w:id="9" w:name="_y24r8l2gmxf" w:colFirst="0" w:colLast="0"/>
@@ -4056,28 +3983,14 @@
       <w:r>
         <w:rPr>
           <w:rFonts w:ascii="Segoe UI Emoji" w:eastAsia="Arial Unicode MS" w:hAnsi="Segoe UI Emoji" w:cs="Segoe UI Emoji"/>
-          <w:b/>
-          <w:bCs/>
-          <w:color w:val="2F5496" w:themeColor="accent1" w:themeShade="BF"/>
-          <w:kern w:val="0"/>
-          <w:sz w:val="34"/>
-          <w:szCs w:val="34"/>
-          <w:lang w:val="en"/>
-          <w14:ligatures w14:val="none"/>
+          <w:lang w:val="en"/>
         </w:rPr>
         <w:t>✅</w:t>
       </w:r>
       <w:r>
         <w:rPr>
-          <w:rFonts w:ascii="Arial Unicode MS" w:eastAsia="Arial Unicode MS" w:hAnsi="Arial Unicode MS" w:cs="Arial Unicode MS"/>
-          <w:b/>
-          <w:bCs/>
-          <w:color w:val="2F5496" w:themeColor="accent1" w:themeShade="BF"/>
-          <w:kern w:val="0"/>
-          <w:sz w:val="34"/>
-          <w:szCs w:val="34"/>
-          <w:lang w:val="en"/>
-          <w14:ligatures w14:val="none"/>
+          <w:rFonts w:eastAsia="Arial Unicode MS"/>
+          <w:lang w:val="en"/>
         </w:rPr>
         <w:t xml:space="preserve"> Summary</w:t>
       </w:r>
@@ -4122,6 +4035,7 @@
         </w:rPr>
         <w:t xml:space="preserve">: </w:t>
       </w:r>
+      <w:proofErr w:type="spellStart"/>
       <w:r>
         <w:rPr>
           <w:rFonts w:ascii="Arial" w:eastAsia="Arial" w:hAnsi="Arial" w:cs="Arial"/>
@@ -4133,7 +4047,21 @@
           <w:lang w:val="en"/>
           <w14:ligatures w14:val="none"/>
         </w:rPr>
-        <w:t>Chatgpt (GPT</w:t>
+        <w:t>Chatgpt</w:t>
+      </w:r>
+      <w:proofErr w:type="spellEnd"/>
+      <w:r>
+        <w:rPr>
+          <w:rFonts w:ascii="Arial" w:eastAsia="Arial" w:hAnsi="Arial" w:cs="Arial"/>
+          <w:b/>
+          <w:kern w:val="0"/>
+          <w:sz w:val="22"/>
+          <w:szCs w:val="22"/>
+          <w:highlight w:val="darkGray"/>
+          <w:lang w:val="en"/>
+          <w14:ligatures w14:val="none"/>
+        </w:rPr>
+        <w:t xml:space="preserve"> (GPT</w:t>
       </w:r>
       <w:r>
         <w:rPr>
@@ -4387,6 +4315,7 @@
                 <w:lang w:val="en"/>
                 <w14:ligatures w14:val="none"/>
               </w:rPr>
+              <w:lastRenderedPageBreak/>
               <w:t>Function</w:t>
             </w:r>
           </w:p>
@@ -5313,7 +5242,6 @@
     <w:next w:val="Normal"/>
     <w:link w:val="Heading2Char"/>
     <w:uiPriority w:val="9"/>
-    <w:semiHidden/>
     <w:unhideWhenUsed/>
     <w:qFormat/>
     <w:rsid w:val="0067519B"/>
@@ -5336,7 +5264,6 @@
     <w:next w:val="Normal"/>
     <w:link w:val="Heading3Char"/>
     <w:uiPriority w:val="9"/>
-    <w:semiHidden/>
     <w:unhideWhenUsed/>
     <w:qFormat/>
     <w:rsid w:val="0067519B"/>
@@ -5530,7 +5457,6 @@
     <w:basedOn w:val="DefaultParagraphFont"/>
     <w:link w:val="Heading2"/>
     <w:uiPriority w:val="9"/>
-    <w:semiHidden/>
     <w:rsid w:val="0067519B"/>
     <w:rPr>
       <w:rFonts w:asciiTheme="majorHAnsi" w:eastAsiaTheme="majorEastAsia" w:hAnsiTheme="majorHAnsi" w:cstheme="majorBidi"/>
@@ -5544,7 +5470,6 @@
     <w:basedOn w:val="DefaultParagraphFont"/>
     <w:link w:val="Heading3"/>
     <w:uiPriority w:val="9"/>
-    <w:semiHidden/>
     <w:rsid w:val="0067519B"/>
     <w:rPr>
       <w:rFonts w:eastAsiaTheme="majorEastAsia" w:cstheme="majorBidi"/>
